--- a/atelier/atelier_197 (1).docx
+++ b/atelier/atelier_197 (1).docx
@@ -474,7 +474,7 @@
                 <w:b w:val="false"/>
                 <w:bCs w:val="false"/>
               </w:rPr>
-              <w:t xml:space="preserve">Aucun (complémentaire du quick-win #196)</w:t>
+              <w:t xml:space="preserve">Aucun (complémentaire du quick-win)</w:t>
             </w:r>
           </w:p>
         </w:tc>
@@ -493,7 +493,7 @@
         <w:spacing w:after="120"/>
       </w:pPr>
       <w:r>
-        <w:t xml:space="preserve">La dernière question de l’axe Stabilité (S04) porte sur les séries d’échecs : quand un pipeline échoue plusieurs fois de suite. Un échec isolé est normal ; une SÉRIE d’échecs consécutifs (3, 5, plus) est un signal grave — soit on s’acharne sur un problème mal compris, soit chaque tentative de fix en casse une autre, soit on merge en boucle sur une base instable. Les séries indiquent une perte de contrôle de la stabilité. Le sujet de cet atelier est de visualiser les séries d’échecs passées de la squad et d’en comprendre les patterns : combien de séries, de quelle longueur, déclenchées par quoi ? La mesure du hub donne la série maximale (bon en dessous de 3 échecs consécutifs, problématique au-delà de 5). On prend conscience que les séries sont un signal distinct des échecs isolés, avant d’agir (#198-200).</w:t>
+        <w:t xml:space="preserve">La dernière question de l’axe Stabilité (S04) porte sur les séries d’échecs : quand un pipeline échoue plusieurs fois de suite. Un échec isolé est normal ; une SÉRIE d’échecs consécutifs (3, 5, plus) est un signal grave — soit on s’acharne sur un problème mal compris, soit chaque tentative de fix en casse une autre, soit on merge en boucle sur une base instable. Les séries indiquent une perte de contrôle de la stabilité. Le sujet de cet atelier est de visualiser les séries d’échecs passées de la squad et d’en comprendre les patterns : combien de séries, de quelle longueur, déclenchées par quoi ? La mesure du hub donne la série maximale (bon en dessous de 3 échecs consécutifs, problématique au-delà de 5). On prend conscience que les séries sont un signal distinct des échecs isolés, avant d’agir.</w:t>
       </w:r>
     </w:p>
     <w:p>
@@ -527,20 +527,20 @@
         <w:spacing w:after="80"/>
       </w:pPr>
       <w:r>
-        <w:t xml:space="preserve">Les séries ont des patterns identifiables : une série vient souvent d’une cause précise — s’acharner sur un fix mal compris, merger en boucle sur une base rouge (d’où le #196), un problème de fond non traité. Visualiser les séries fait émerger ces patterns, pour les casser (#199).</w:t>
-      </w:r>
-    </w:p>
-    <w:p>
-      <w:pPr>
-        <w:pStyle w:val="ListParagraph"/>
-        <w:numPr>
-          <w:ilvl w:val="0"/>
-          <w:numId w:val="2"/>
-        </w:numPr>
-        <w:spacing w:after="80"/>
-      </w:pPr>
-      <w:r>
-        <w:t xml:space="preserve">Une série longue est coûteuse et démoralisante : enchaîner les échecs sur un même sujet fait perdre du temps, bloque la branche, et use l’équipe. Plus tôt on casse une série, mieux c’est. Voir les séries passées motive à les prévenir (#200, alerte signal faible).</w:t>
+        <w:t xml:space="preserve">Les séries ont des patterns identifiables : une série vient souvent d’une cause précise — s’acharner sur un fix mal compris, merger en boucle sur une base rouge (d’où le activer « Pipelines must succeed »), un problème de fond non traité. Visualiser les séries fait émerger ces patterns, pour les casser.</w:t>
+      </w:r>
+    </w:p>
+    <w:p>
+      <w:pPr>
+        <w:pStyle w:val="ListParagraph"/>
+        <w:numPr>
+          <w:ilvl w:val="0"/>
+          <w:numId w:val="2"/>
+        </w:numPr>
+        <w:spacing w:after="80"/>
+      </w:pPr>
+      <w:r>
+        <w:t xml:space="preserve">Une série longue est coûteuse et démoralisante : enchaîner les échecs sur un même sujet fait perdre du temps, bloque la branche, et use l’équipe. Plus tôt on casse une série, mieux c’est. Voir les séries passées motive à les prévenir (alerte signal faible).</w:t>
       </w:r>
     </w:p>
     <w:p>
@@ -624,7 +624,7 @@
                 <w:sz w:val="18"/>
                 <w:szCs w:val="18"/>
               </w:rPr>
-              <w:t xml:space="preserve">  Historique des pipelines (exemple) :</w:t>
+              <w:t xml:space="preserve"> Historique des pipelines (exemple) :</w:t>
             </w:r>
           </w:p>
           <w:p>
@@ -634,7 +634,7 @@
                 <w:sz w:val="18"/>
                 <w:szCs w:val="18"/>
               </w:rPr>
-              <w:t xml:space="preserve">    ✓ ✗ ✓ ✓ ✗✗✗✗✗ ✓ ✗ ✓   &lt;- une série de 5 !</w:t>
+              <w:t xml:space="preserve"> ✓ ✗ ✓ ✓ ✗✗✗✗✗ ✓ ✗ ✓ &lt;- une série de 5 !</w:t>
             </w:r>
           </w:p>
           <w:p>
@@ -644,7 +644,7 @@
                 <w:sz w:val="18"/>
                 <w:szCs w:val="18"/>
               </w:rPr>
-              <w:t xml:space="preserve">                  ^^^^^</w:t>
+              <w:t xml:space="preserve"> ^^^^^</w:t>
             </w:r>
           </w:p>
           <w:p>
@@ -654,7 +654,7 @@
                 <w:sz w:val="18"/>
                 <w:szCs w:val="18"/>
               </w:rPr>
-              <w:t xml:space="preserve">  Mesure hub 'Série max échecs' :</w:t>
+              <w:t xml:space="preserve"> Mesure hub 'Série max échecs' :</w:t>
             </w:r>
           </w:p>
           <w:p>
@@ -664,7 +664,7 @@
                 <w:sz w:val="18"/>
                 <w:szCs w:val="18"/>
               </w:rPr>
-              <w:t xml:space="preserve">    plus longue série consécutive (90 derniers jours)</w:t>
+              <w:t xml:space="preserve"> plus longue série consécutive (90 derniers jours)</w:t>
             </w:r>
           </w:p>
           <w:p>
@@ -674,7 +674,7 @@
                 <w:sz w:val="18"/>
                 <w:szCs w:val="18"/>
               </w:rPr>
-              <w:t xml:space="preserve">    bon &lt; 3 | moyen &lt; 5 | faible &gt;= 5</w:t>
+              <w:t xml:space="preserve"> bon &lt; 3 | moyen &lt; 5 | faible &gt;= 5</w:t>
             </w:r>
           </w:p>
           <w:p>
@@ -694,7 +694,7 @@
                 <w:sz w:val="18"/>
                 <w:szCs w:val="18"/>
               </w:rPr>
-              <w:t xml:space="preserve">  Pour chaque série : qu'est-ce qui l'a déclenchée ?</w:t>
+              <w:t xml:space="preserve"> Pour chaque série : qu'est-ce qui l'a déclenchée ?</w:t>
             </w:r>
           </w:p>
           <w:p>
@@ -704,7 +704,7 @@
                 <w:sz w:val="18"/>
                 <w:szCs w:val="18"/>
               </w:rPr>
-              <w:t xml:space="preserve">    - acharnement sur un fix mal compris ?</w:t>
+              <w:t xml:space="preserve"> - acharnement sur un fix mal compris ?</w:t>
             </w:r>
           </w:p>
           <w:p>
@@ -714,7 +714,7 @@
                 <w:sz w:val="18"/>
                 <w:szCs w:val="18"/>
               </w:rPr>
-              <w:t xml:space="preserve">    - merges en boucle sur base rouge ? (-&gt; #196)</w:t>
+              <w:t xml:space="preserve"> - merges en boucle sur base rouge ? (-&gt;)</w:t>
             </w:r>
           </w:p>
           <w:p>
@@ -724,7 +724,7 @@
                 <w:sz w:val="18"/>
                 <w:szCs w:val="18"/>
               </w:rPr>
-              <w:t xml:space="preserve">    - problème de fond non traité ?</w:t>
+              <w:t xml:space="preserve"> - problème de fond non traité ?</w:t>
             </w:r>
           </w:p>
         </w:tc>
@@ -779,7 +779,7 @@
         <w:spacing w:after="80"/>
       </w:pPr>
       <w:r>
-        <w:t xml:space="preserve">Relier au quick-win #196 : noter que beaucoup de séries viennent de merges sur base rouge — ce que « Pipelines must succeed » (#196) bloque. Le levier technique est déjà identifié.</w:t>
+        <w:t xml:space="preserve">Relier au quick-win : noter que beaucoup de séries viennent de merges sur base rouge — ce que « Pipelines must succeed » bloque. Le levier technique est déjà identifié.</w:t>
       </w:r>
     </w:p>
     <w:p>
@@ -795,7 +795,7 @@
         <w:spacing w:after="120"/>
       </w:pPr>
       <w:r>
-        <w:t xml:space="preserve">À la sortie, la squad a visualisé ses séries d’échecs consécutifs passées — leur nombre, leur longueur, situées par rapport aux seuils du hub (3 / 5) — et commencé à en comprendre les patterns (acharnement sur un fix mal compris, merges en boucle sur base rouge, problème de fond non traité). Elle a pris conscience qu’une série est un signal distinct d’une perte de contrôle, différent des échecs isolés, et coûteux. Le lien avec le quick-win #196 (bloquer les merges sur rouge) est établi. La squad veut limiter ses séries (#198-200). La mesure Série max échecs du hub a sa baseline.</w:t>
+        <w:t xml:space="preserve">À la sortie, la squad a visualisé ses séries d’échecs consécutifs passées — leur nombre, leur longueur, situées par rapport aux seuils du hub (3 / 5) — et commencé à en comprendre les patterns (acharnement sur un fix mal compris, merges en boucle sur base rouge, problème de fond non traité). Elle a pris conscience qu’une série est un signal distinct d’une perte de contrôle, différent des échecs isolés, et coûteux. Le lien avec le quick-win (bloquer les merges sur rouge) est établi. La squad veut limiter ses séries. La mesure Série max échecs du hub a sa baseline.</w:t>
       </w:r>
     </w:p>
     <w:p>
@@ -867,7 +867,7 @@
         <w:spacing w:after="80"/>
       </w:pPr>
       <w:r>
-        <w:t xml:space="preserve">Zone « Lien #196 » — beaucoup de séries viennent des merges sur rouge.</w:t>
+        <w:t xml:space="preserve">Zone « Lien » — beaucoup de séries viennent des merges sur rouge.</w:t>
       </w:r>
     </w:p>
     <w:p>
@@ -952,7 +952,7 @@
           <w:b/>
           <w:bCs/>
         </w:rPr>
-        <w:t xml:space="preserve">(8 min) Relier au #196 et au risque</w:t>
+        <w:t xml:space="preserve">(8 min) Relier au activer « Pipelines must succeed » et au risque</w:t>
       </w:r>
       <w:r>
         <w:t xml:space="preserve"> — merges sur rouge, coût des séries longues.</w:t>
@@ -975,7 +975,7 @@
         <w:t xml:space="preserve">(5 min) Débrief</w:t>
       </w:r>
       <w:r>
-        <w:t xml:space="preserve"> — on constate : les séries sont un signal à casser, place à l’action (#198).</w:t>
+        <w:t xml:space="preserve"> — on constate : les séries sont un signal à casser, place à l’action.</w:t>
       </w:r>
     </w:p>
     <w:p>
@@ -1035,7 +1035,7 @@
         <w:spacing w:after="80"/>
       </w:pPr>
       <w:r>
-        <w:t xml:space="preserve">Le lien établi avec le quick-win #196.</w:t>
+        <w:t xml:space="preserve">Le lien établi avec le quick-win.</w:t>
       </w:r>
     </w:p>
     <w:p>
@@ -1051,7 +1051,7 @@
         <w:spacing w:after="120"/>
       </w:pPr>
       <w:r>
-        <w:t xml:space="preserve">Cette prise de conscience ouvre S04. La suite limite les séries : #198 (check pre-merge — refuser un merge si la branche est rouge), #199 (analyser les séries — même cause ou causes différentes), #200 (alerte signal faible — intervenir dès une série de 2). Le quick-win #196 et la visualisation d’aujourd’hui amorcent la maîtrise des séries.</w:t>
+        <w:t xml:space="preserve">Cette prise de conscience ouvre S04. La suite limite les séries : (check pre-merge — refuser un merge si la branche est rouge), (analyser les séries — même cause ou causes différentes), (alerte signal faible — intervenir dès une série de 2). Le quick-win et la visualisation d’aujourd’hui amorcent la maîtrise des séries.</w:t>
       </w:r>
     </w:p>
     <w:p>
@@ -1067,7 +1067,7 @@
         <w:spacing w:after="120"/>
       </w:pPr>
       <w:r>
-        <w:t xml:space="preserve">La squad a visualisé ses séries d’échecs consécutifs, les a situées par rapport aux seuils du hub, et commencé à en comprendre les patterns (acharnement, merges sur rouge, problème de fond), en prenant conscience qu’une série est un signal distinct de perte de contrôle. Le lien avec le quick-win #196 est établi. La mesure Série max échecs du hub a sa baseline. La question S04 pose sa sensibilisation, prête à limiter les séries (#198).</w:t>
+        <w:t xml:space="preserve">La squad a visualisé ses séries d’échecs consécutifs, les a situées par rapport aux seuils du hub, et commencé à en comprendre les patterns (acharnement, merges sur rouge, problème de fond), en prenant conscience qu’une série est un signal distinct de perte de contrôle. Le lien avec le quick-win est établi. La mesure Série max échecs du hub a sa baseline. La question S04 pose sa sensibilisation, prête à limiter les séries.</w:t>
       </w:r>
     </w:p>
     <w:sectPr>
